--- a/A2.1/A2.1.docx
+++ b/A2.1/A2.1.docx
@@ -185,13 +185,17 @@
         <w:spacing w:after="0" w:line="240" w:lineRule="auto"/>
         <w:rPr>
           <w:rFonts w:ascii="Times New Roman" w:hAnsi="Times New Roman" w:cs="Times New Roman"/>
-          <w:sz w:val="32"/>
-          <w:szCs w:val="32"/>
-        </w:rPr>
-      </w:pPr>
-      <w:r>
-        <w:rPr>
-          <w:rFonts w:ascii="Times New Roman" w:hAnsi="Times New Roman" w:cs="Times New Roman"/>
+          <w:b/>
+          <w:bCs/>
+          <w:sz w:val="32"/>
+          <w:szCs w:val="32"/>
+        </w:rPr>
+      </w:pPr>
+      <w:r>
+        <w:rPr>
+          <w:rFonts w:ascii="Times New Roman" w:hAnsi="Times New Roman" w:cs="Times New Roman"/>
+          <w:b/>
+          <w:bCs/>
           <w:sz w:val="32"/>
           <w:szCs w:val="32"/>
         </w:rPr>
@@ -200,6 +204,8 @@
       <w:r>
         <w:rPr>
           <w:rFonts w:ascii="Times New Roman" w:hAnsi="Times New Roman" w:cs="Times New Roman"/>
+          <w:b/>
+          <w:bCs/>
           <w:sz w:val="32"/>
           <w:szCs w:val="32"/>
         </w:rPr>
@@ -323,18 +329,35 @@
         <w:jc w:val="both"/>
         <w:rPr>
           <w:rFonts w:ascii="Times New Roman" w:hAnsi="Times New Roman" w:cs="Times New Roman"/>
-          <w:sz w:val="32"/>
-          <w:szCs w:val="32"/>
-        </w:rPr>
-      </w:pPr>
-      <w:r>
-        <w:rPr>
-          <w:rFonts w:ascii="Times New Roman" w:hAnsi="Times New Roman" w:cs="Times New Roman"/>
+          <w:b/>
+          <w:bCs/>
+          <w:sz w:val="32"/>
+          <w:szCs w:val="32"/>
+        </w:rPr>
+      </w:pPr>
+      <w:r>
+        <w:rPr>
+          <w:rFonts w:ascii="Times New Roman" w:hAnsi="Times New Roman" w:cs="Times New Roman"/>
+          <w:b/>
+          <w:bCs/>
           <w:sz w:val="32"/>
           <w:szCs w:val="32"/>
         </w:rPr>
         <w:t>Mô tả Dataset &amp; Metric:</w:t>
       </w:r>
+    </w:p>
+    <w:p>
+      <w:pPr>
+        <w:spacing w:after="0" w:line="240" w:lineRule="auto"/>
+        <w:jc w:val="both"/>
+        <w:rPr>
+          <w:rFonts w:ascii="Times New Roman" w:hAnsi="Times New Roman" w:cs="Times New Roman"/>
+          <w:b/>
+          <w:bCs/>
+          <w:sz w:val="32"/>
+          <w:szCs w:val="32"/>
+        </w:rPr>
+      </w:pPr>
     </w:p>
     <w:p>
       <w:pPr>
@@ -432,8 +455,6 @@
       <w:r>
         <w:rPr>
           <w:rFonts w:ascii="Times New Roman" w:hAnsi="Times New Roman" w:cs="Times New Roman"/>
-          <w:b/>
-          <w:bCs/>
           <w:sz w:val="32"/>
           <w:szCs w:val="32"/>
         </w:rPr>
@@ -560,6 +581,7 @@
           <w:sz w:val="32"/>
           <w:szCs w:val="32"/>
         </w:rPr>
+        <w:lastRenderedPageBreak/>
         <w:t>Nhiễm trùng do vi khuẩn - Chốc lở (</w:t>
       </w:r>
       <w:r>
@@ -601,7 +623,6 @@
           <w:sz w:val="32"/>
           <w:szCs w:val="32"/>
         </w:rPr>
-        <w:lastRenderedPageBreak/>
         <w:t>Nhiễm trùng do nấm - Nấm kẽ chân / Bệnh nấm bàn chân (</w:t>
       </w:r>
       <w:r>
@@ -846,6 +867,17 @@
         </w:rPr>
         <w:t>Trong đó tập huấn luyện có: 925 ảnh. Tập kiểm thử có: 234 ảnh.</w:t>
       </w:r>
+    </w:p>
+    <w:p>
+      <w:pPr>
+        <w:spacing w:after="0" w:line="240" w:lineRule="auto"/>
+        <w:jc w:val="both"/>
+        <w:rPr>
+          <w:rFonts w:ascii="Times New Roman" w:hAnsi="Times New Roman" w:cs="Times New Roman"/>
+          <w:sz w:val="32"/>
+          <w:szCs w:val="32"/>
+        </w:rPr>
+      </w:pPr>
     </w:p>
     <w:p>
       <w:pPr>
@@ -858,13 +890,17 @@
         <w:jc w:val="both"/>
         <w:rPr>
           <w:rFonts w:ascii="Times New Roman" w:hAnsi="Times New Roman" w:cs="Times New Roman"/>
-          <w:sz w:val="32"/>
-          <w:szCs w:val="32"/>
-        </w:rPr>
-      </w:pPr>
-      <w:r>
-        <w:rPr>
-          <w:rFonts w:ascii="Times New Roman" w:hAnsi="Times New Roman" w:cs="Times New Roman"/>
+          <w:b/>
+          <w:bCs/>
+          <w:sz w:val="32"/>
+          <w:szCs w:val="32"/>
+        </w:rPr>
+      </w:pPr>
+      <w:r>
+        <w:rPr>
+          <w:rFonts w:ascii="Times New Roman" w:hAnsi="Times New Roman" w:cs="Times New Roman"/>
+          <w:b/>
+          <w:bCs/>
           <w:sz w:val="32"/>
           <w:szCs w:val="32"/>
         </w:rPr>
@@ -1065,13 +1101,17 @@
         <w:ind w:right="26"/>
         <w:rPr>
           <w:rFonts w:ascii="Times New Roman" w:hAnsi="Times New Roman" w:cs="Times New Roman"/>
-          <w:sz w:val="32"/>
-          <w:szCs w:val="32"/>
-        </w:rPr>
-      </w:pPr>
-      <w:r>
-        <w:rPr>
-          <w:rFonts w:ascii="Times New Roman" w:hAnsi="Times New Roman" w:cs="Times New Roman"/>
+          <w:b/>
+          <w:bCs/>
+          <w:sz w:val="32"/>
+          <w:szCs w:val="32"/>
+        </w:rPr>
+      </w:pPr>
+      <w:r>
+        <w:rPr>
+          <w:rFonts w:ascii="Times New Roman" w:hAnsi="Times New Roman" w:cs="Times New Roman"/>
+          <w:b/>
+          <w:bCs/>
           <w:sz w:val="32"/>
           <w:szCs w:val="32"/>
         </w:rPr>
@@ -1080,9 +1120,22 @@
     </w:p>
     <w:p>
       <w:pPr>
+        <w:spacing w:after="0" w:line="240" w:lineRule="auto"/>
+        <w:ind w:left="360" w:right="26"/>
+        <w:rPr>
+          <w:rFonts w:ascii="Times New Roman" w:hAnsi="Times New Roman" w:cs="Times New Roman"/>
+          <w:b/>
+          <w:bCs/>
+          <w:sz w:val="32"/>
+          <w:szCs w:val="32"/>
+        </w:rPr>
+      </w:pPr>
+    </w:p>
+    <w:p>
+      <w:pPr>
         <w:pStyle w:val="ListParagraph"/>
         <w:spacing w:after="0" w:line="240" w:lineRule="auto"/>
-        <w:ind w:right="26"/>
+        <w:ind w:right="29"/>
         <w:rPr>
           <w:rFonts w:ascii="Times New Roman" w:hAnsi="Times New Roman" w:cs="Times New Roman"/>
           <w:sz w:val="32"/>
@@ -1128,7 +1181,31 @@
       <w:pPr>
         <w:pStyle w:val="ListParagraph"/>
         <w:spacing w:after="0" w:line="240" w:lineRule="auto"/>
-        <w:ind w:right="26"/>
+        <w:ind w:right="29"/>
+        <w:rPr>
+          <w:rFonts w:ascii="Times New Roman" w:hAnsi="Times New Roman" w:cs="Times New Roman"/>
+          <w:sz w:val="32"/>
+          <w:szCs w:val="32"/>
+        </w:rPr>
+      </w:pPr>
+    </w:p>
+    <w:p>
+      <w:pPr>
+        <w:pStyle w:val="ListParagraph"/>
+        <w:spacing w:after="0" w:line="240" w:lineRule="auto"/>
+        <w:ind w:right="29"/>
+        <w:rPr>
+          <w:rFonts w:ascii="Times New Roman" w:hAnsi="Times New Roman" w:cs="Times New Roman"/>
+          <w:sz w:val="32"/>
+          <w:szCs w:val="32"/>
+        </w:rPr>
+      </w:pPr>
+    </w:p>
+    <w:p>
+      <w:pPr>
+        <w:pStyle w:val="ListParagraph"/>
+        <w:spacing w:after="0" w:line="240" w:lineRule="auto"/>
+        <w:ind w:right="29"/>
         <w:jc w:val="both"/>
         <w:rPr>
           <w:rFonts w:ascii="Times New Roman" w:hAnsi="Times New Roman" w:cs="Times New Roman"/>
@@ -1142,6 +1219,7 @@
           <w:sz w:val="32"/>
           <w:szCs w:val="32"/>
         </w:rPr>
+        <w:lastRenderedPageBreak/>
         <w:t>Giai đoạn 1: Nhóm sẽ thực hiện s</w:t>
       </w:r>
       <w:r>
@@ -1165,7 +1243,7 @@
       <w:pPr>
         <w:pStyle w:val="ListParagraph"/>
         <w:spacing w:after="0" w:line="240" w:lineRule="auto"/>
-        <w:ind w:right="26"/>
+        <w:ind w:right="29"/>
         <w:jc w:val="both"/>
         <w:rPr>
           <w:rFonts w:ascii="Times New Roman" w:hAnsi="Times New Roman" w:cs="Times New Roman"/>
@@ -1178,7 +1256,7 @@
       <w:pPr>
         <w:pStyle w:val="ListParagraph"/>
         <w:spacing w:after="0" w:line="240" w:lineRule="auto"/>
-        <w:ind w:right="26" w:firstLine="540"/>
+        <w:ind w:right="29" w:firstLine="540"/>
         <w:jc w:val="both"/>
         <w:rPr>
           <w:rFonts w:ascii="Times New Roman" w:hAnsi="Times New Roman" w:cs="Times New Roman"/>
@@ -1223,7 +1301,7 @@
       <w:pPr>
         <w:pStyle w:val="ListParagraph"/>
         <w:spacing w:after="0" w:line="240" w:lineRule="auto"/>
-        <w:ind w:right="26" w:firstLine="540"/>
+        <w:ind w:right="29" w:firstLine="540"/>
         <w:jc w:val="both"/>
         <w:rPr>
           <w:rFonts w:ascii="Times New Roman" w:hAnsi="Times New Roman" w:cs="Times New Roman"/>
@@ -1237,7 +1315,6 @@
           <w:sz w:val="32"/>
           <w:szCs w:val="32"/>
         </w:rPr>
-        <w:lastRenderedPageBreak/>
         <w:t>HSV + SAM kết hợp</w:t>
       </w:r>
       <w:r>
@@ -1278,7 +1355,7 @@
     <w:p>
       <w:pPr>
         <w:spacing w:after="0" w:line="240" w:lineRule="auto"/>
-        <w:ind w:right="26"/>
+        <w:ind w:right="29"/>
         <w:jc w:val="both"/>
         <w:rPr>
           <w:rFonts w:ascii="Times New Roman" w:hAnsi="Times New Roman" w:cs="Times New Roman"/>
@@ -1290,7 +1367,7 @@
     <w:p>
       <w:pPr>
         <w:spacing w:after="0" w:line="240" w:lineRule="auto"/>
-        <w:ind w:right="26"/>
+        <w:ind w:right="29"/>
         <w:jc w:val="both"/>
         <w:rPr>
           <w:rFonts w:ascii="Times New Roman" w:hAnsi="Times New Roman" w:cs="Times New Roman"/>
@@ -1343,7 +1420,7 @@
     <w:p>
       <w:pPr>
         <w:spacing w:after="0" w:line="240" w:lineRule="auto"/>
-        <w:ind w:right="26" w:firstLine="1350"/>
+        <w:ind w:right="29" w:firstLine="1350"/>
         <w:jc w:val="both"/>
         <w:rPr>
           <w:rFonts w:ascii="Times New Roman" w:hAnsi="Times New Roman" w:cs="Times New Roman"/>
@@ -1355,7 +1432,7 @@
     <w:p>
       <w:pPr>
         <w:spacing w:after="0" w:line="240" w:lineRule="auto"/>
-        <w:ind w:right="26" w:firstLine="1350"/>
+        <w:ind w:right="29" w:firstLine="1350"/>
         <w:jc w:val="both"/>
         <w:rPr>
           <w:rFonts w:ascii="Times New Roman" w:hAnsi="Times New Roman" w:cs="Times New Roman"/>
@@ -1399,7 +1476,7 @@
     <w:p>
       <w:pPr>
         <w:spacing w:after="0" w:line="240" w:lineRule="auto"/>
-        <w:ind w:right="26" w:firstLine="1350"/>
+        <w:ind w:right="29" w:firstLine="1350"/>
         <w:jc w:val="both"/>
         <w:rPr>
           <w:rFonts w:ascii="Times New Roman" w:hAnsi="Times New Roman" w:cs="Times New Roman"/>
@@ -1443,7 +1520,7 @@
     <w:p>
       <w:pPr>
         <w:spacing w:after="0" w:line="240" w:lineRule="auto"/>
-        <w:ind w:right="26" w:firstLine="1350"/>
+        <w:ind w:right="29" w:firstLine="1350"/>
         <w:jc w:val="both"/>
         <w:rPr>
           <w:rFonts w:ascii="Times New Roman" w:hAnsi="Times New Roman" w:cs="Times New Roman"/>
@@ -1479,7 +1556,7 @@
     <w:p>
       <w:pPr>
         <w:spacing w:after="0" w:line="240" w:lineRule="auto"/>
-        <w:ind w:right="26"/>
+        <w:ind w:right="29"/>
         <w:jc w:val="both"/>
         <w:rPr>
           <w:rFonts w:ascii="Times New Roman" w:hAnsi="Times New Roman" w:cs="Times New Roman"/>
